--- a/klagomål/A 14234-2024 FSC-klagomål.docx
+++ b/klagomål/A 14234-2024 FSC-klagomål.docx
@@ -655,7 +655,7 @@
     <w:r>
       <w:tab/>
       <w:tab/>
-      <w:t>2026-06-18</w:t>
+      <w:t>2026-06-19</w:t>
       <w:br/>
       <w:br/>
     </w:r>

--- a/klagomål/A 14234-2024 FSC-klagomål.docx
+++ b/klagomål/A 14234-2024 FSC-klagomål.docx
@@ -655,7 +655,7 @@
     <w:r>
       <w:tab/>
       <w:tab/>
-      <w:t>2026-06-19</w:t>
+      <w:t>2026-06-20</w:t>
       <w:br/>
       <w:br/>
     </w:r>

--- a/klagomål/A 14234-2024 FSC-klagomål.docx
+++ b/klagomål/A 14234-2024 FSC-klagomål.docx
@@ -168,38 +168,7 @@
     </w:p>
     <w:p>
       <w:r>
-        <w:t>Detta dokument behandlar höga naturvärden i avverkningsanmälan A 14234-2024 i Örebro kommun som inkom 2024-04-11 och omfattar 1,6 ha.</w:t>
-      </w:r>
-    </w:p>
-    <w:p>
-      <w:r>
-        <w:t>Nedan presenteras fynd av naturvårdsarter som gjorts i det avverkningsanmälda området, samt relevanta utdrag ur standarderna för FSC, Chain of Custody, Controlled Wood och PEFC.</w:t>
-      </w:r>
-    </w:p>
-    <w:p>
-      <w:r>
-        <w:t>Vi förväntar oss att ni återkommer med ett skriftligt svar på vårt klagomål och även beskriver vilka korrigerande åtgärder ni satt in för att rätta till identifierade brister i er efterlevnad av den svenska FSC standarden.</w:t>
-      </w:r>
-    </w:p>
-    <w:p>
-      <w:pPr>
-        <w:pStyle w:val="Heading1"/>
-      </w:pPr>
-      <w:r>
-        <w:t>Naturvårdsarter</w:t>
-      </w:r>
-    </w:p>
-    <w:p>
-      <w:r>
-        <w:t>Inom 11 meter från avverkningsanmälan har följande 2 naturvårdsarter hittats: sommarfibbla (NT) och svinrot (NT). Av dessa är 2 rödlistade. För rödlistade arter har rödlistekategorin angivits inom parentes.</w:t>
-      </w:r>
-    </w:p>
-    <w:p>
-      <w:r>
-        <w:t>De påträffade naturvårdsarterna är ett tydligt kvitto på att det rör sig om en skog med höga naturvärden.</w:t>
-      </w:r>
-      <w:r>
-        <w:t xml:space="preserve"> I Figur 1 visas fyndplatser för naturvårdsarter i området, som finns registrerade på Artportalen.</w:t>
+        <w:t>Detta klagomål behandlar höga naturvärden i avverkningsanmälan A 14234-2024 i Örebro kommun som inkom 2024-04-11 och omfattar 1,6 ha.</w:t>
       </w:r>
     </w:p>
     <w:p>
@@ -247,7 +216,35 @@
         <w:spacing w:after="240"/>
       </w:pPr>
       <w:r>
-        <w:t>Figur 1. Fyndplatser för naturvårdsarter inom 11 meter från avverkningsanmälan (röd linje). Markörer utan svart kant är placerade på fyndplatsen. Markörer med svart kant är placerade vid sidan av fyndplatsen och har ett svart streck som visar fyndplatsens exakta position. Kartans mittpunktskoordinat är N 6575760, E 499122 i SWEREF 99 TM.</w:t>
+        <w:t>Figur 1. Fyndplatser för naturvårdsarter inom 11 meter från avverkningsanmälan. Markörer utan svart kant är placerade på fyndplatsen. Markörer med svart kant är placerade vid sidan av fyndplatsen har ett svart streck som visar fyndplatsens exakta position. Kartans mittpunktskoordinat är N 6575760, E 499122 i SWEREF 99 TM.</w:t>
+      </w:r>
+    </w:p>
+    <w:p>
+      <w:r>
+        <w:t>Inom 11 meter från avverkningsanmälan finns fynd av 2 naturvårdsarter, varav 2 är rödlistade: sommarfibbla (NT) och svinrot (NT). Se Figur 1.</w:t>
+      </w:r>
+    </w:p>
+    <w:p>
+      <w:r>
+        <w:t>Nedan presenteras relevanta utdrag ur standarderna för FSC, Chain of Custody, Controlled Wood och PEFC.</w:t>
+      </w:r>
+    </w:p>
+    <w:p>
+      <w:r>
+        <w:t>Vi förväntar oss att ni återkommer med ett skriftligt svar på vårt klagomål och även beskriver vilka korrigerande åtgärder ni satt in för att rätta till identifierade brister i er efterlevnad av den svenska FSC standarden.</w:t>
+      </w:r>
+    </w:p>
+    <w:p>
+      <w:pPr>
+        <w:pStyle w:val="Heading1"/>
+      </w:pPr>
+      <w:r>
+        <w:t>Naturvårdsarter och fridlysta arter</w:t>
+      </w:r>
+    </w:p>
+    <w:p>
+      <w:r>
+        <w:t>Nedan följer beskrivningar av de naturvårdsarter och fridlysta arter som har sina livsmiljöer och växtplatser i den avverkningsanmälda skogen. De påträffade naturvårdsarterna är ett tydligt kvitto på att det rör sig om en skog med höga naturvärden.</w:t>
       </w:r>
     </w:p>
     <w:p>
@@ -655,7 +652,7 @@
     <w:r>
       <w:tab/>
       <w:tab/>
-      <w:t>2026-06-20</w:t>
+      <w:t>2026-06-21</w:t>
       <w:br/>
       <w:br/>
     </w:r>

--- a/klagomål/A 14234-2024 FSC-klagomål.docx
+++ b/klagomål/A 14234-2024 FSC-klagomål.docx
@@ -652,7 +652,7 @@
     <w:r>
       <w:tab/>
       <w:tab/>
-      <w:t>2026-06-21</w:t>
+      <w:t>2026-06-22</w:t>
       <w:br/>
       <w:br/>
     </w:r>

--- a/klagomål/A 14234-2024 FSC-klagomål.docx
+++ b/klagomål/A 14234-2024 FSC-klagomål.docx
@@ -652,7 +652,7 @@
     <w:r>
       <w:tab/>
       <w:tab/>
-      <w:t>2026-06-22</w:t>
+      <w:t>2026-06-23</w:t>
       <w:br/>
       <w:br/>
     </w:r>

--- a/klagomål/A 14234-2024 FSC-klagomål.docx
+++ b/klagomål/A 14234-2024 FSC-klagomål.docx
@@ -652,7 +652,7 @@
     <w:r>
       <w:tab/>
       <w:tab/>
-      <w:t>2026-06-23</w:t>
+      <w:t>2026-06-24</w:t>
       <w:br/>
       <w:br/>
     </w:r>

--- a/klagomål/A 14234-2024 FSC-klagomål.docx
+++ b/klagomål/A 14234-2024 FSC-klagomål.docx
@@ -652,7 +652,7 @@
     <w:r>
       <w:tab/>
       <w:tab/>
-      <w:t>2026-06-24</w:t>
+      <w:t>2026-06-25</w:t>
       <w:br/>
       <w:br/>
     </w:r>

--- a/klagomål/A 14234-2024 FSC-klagomål.docx
+++ b/klagomål/A 14234-2024 FSC-klagomål.docx
@@ -652,7 +652,7 @@
     <w:r>
       <w:tab/>
       <w:tab/>
-      <w:t>2026-06-25</w:t>
+      <w:t>2026-06-26</w:t>
       <w:br/>
       <w:br/>
     </w:r>

--- a/klagomål/A 14234-2024 FSC-klagomål.docx
+++ b/klagomål/A 14234-2024 FSC-klagomål.docx
@@ -652,7 +652,7 @@
     <w:r>
       <w:tab/>
       <w:tab/>
-      <w:t>2026-06-26</w:t>
+      <w:t>2026-06-27</w:t>
       <w:br/>
       <w:br/>
     </w:r>

--- a/klagomål/A 14234-2024 FSC-klagomål.docx
+++ b/klagomål/A 14234-2024 FSC-klagomål.docx
@@ -652,7 +652,7 @@
     <w:r>
       <w:tab/>
       <w:tab/>
-      <w:t>2026-06-27</w:t>
+      <w:t>2026-06-28</w:t>
       <w:br/>
       <w:br/>
     </w:r>

--- a/klagomål/A 14234-2024 FSC-klagomål.docx
+++ b/klagomål/A 14234-2024 FSC-klagomål.docx
@@ -652,7 +652,7 @@
     <w:r>
       <w:tab/>
       <w:tab/>
-      <w:t>2026-06-28</w:t>
+      <w:t>2026-06-29</w:t>
       <w:br/>
       <w:br/>
     </w:r>

--- a/klagomål/A 14234-2024 FSC-klagomål.docx
+++ b/klagomål/A 14234-2024 FSC-klagomål.docx
@@ -652,7 +652,7 @@
     <w:r>
       <w:tab/>
       <w:tab/>
-      <w:t>2026-06-29</w:t>
+      <w:t>2026-06-30</w:t>
       <w:br/>
       <w:br/>
     </w:r>

--- a/klagomål/A 14234-2024 FSC-klagomål.docx
+++ b/klagomål/A 14234-2024 FSC-klagomål.docx
@@ -652,7 +652,7 @@
     <w:r>
       <w:tab/>
       <w:tab/>
-      <w:t>2026-06-30</w:t>
+      <w:t>2026-07-01</w:t>
       <w:br/>
       <w:br/>
     </w:r>

--- a/klagomål/A 14234-2024 FSC-klagomål.docx
+++ b/klagomål/A 14234-2024 FSC-klagomål.docx
@@ -652,7 +652,7 @@
     <w:r>
       <w:tab/>
       <w:tab/>
-      <w:t>2026-07-01</w:t>
+      <w:t>2026-07-02</w:t>
       <w:br/>
       <w:br/>
     </w:r>

--- a/klagomål/A 14234-2024 FSC-klagomål.docx
+++ b/klagomål/A 14234-2024 FSC-klagomål.docx
@@ -652,7 +652,7 @@
     <w:r>
       <w:tab/>
       <w:tab/>
-      <w:t>2026-07-02</w:t>
+      <w:t>2026-07-03</w:t>
       <w:br/>
       <w:br/>
     </w:r>

--- a/klagomål/A 14234-2024 FSC-klagomål.docx
+++ b/klagomål/A 14234-2024 FSC-klagomål.docx
@@ -652,7 +652,7 @@
     <w:r>
       <w:tab/>
       <w:tab/>
-      <w:t>2026-07-13</w:t>
+      <w:t>2026-07-14</w:t>
       <w:br/>
       <w:br/>
     </w:r>

--- a/klagomål/A 14234-2024 FSC-klagomål.docx
+++ b/klagomål/A 14234-2024 FSC-klagomål.docx
@@ -652,7 +652,7 @@
     <w:r>
       <w:tab/>
       <w:tab/>
-      <w:t>2026-07-14</w:t>
+      <w:t>2026-07-15</w:t>
       <w:br/>
       <w:br/>
     </w:r>

--- a/klagomål/A 14234-2024 FSC-klagomål.docx
+++ b/klagomål/A 14234-2024 FSC-klagomål.docx
@@ -652,7 +652,7 @@
     <w:r>
       <w:tab/>
       <w:tab/>
-      <w:t>2026-07-15</w:t>
+      <w:t>2026-07-16</w:t>
       <w:br/>
       <w:br/>
     </w:r>

--- a/klagomål/A 14234-2024 FSC-klagomål.docx
+++ b/klagomål/A 14234-2024 FSC-klagomål.docx
@@ -652,7 +652,7 @@
     <w:r>
       <w:tab/>
       <w:tab/>
-      <w:t>2026-07-16</w:t>
+      <w:t>2026-07-17</w:t>
       <w:br/>
       <w:br/>
     </w:r>

--- a/klagomål/A 14234-2024 FSC-klagomål.docx
+++ b/klagomål/A 14234-2024 FSC-klagomål.docx
@@ -652,7 +652,7 @@
     <w:r>
       <w:tab/>
       <w:tab/>
-      <w:t>2026-07-17</w:t>
+      <w:t>2026-07-18</w:t>
       <w:br/>
       <w:br/>
     </w:r>

--- a/klagomål/A 14234-2024 FSC-klagomål.docx
+++ b/klagomål/A 14234-2024 FSC-klagomål.docx
@@ -652,7 +652,7 @@
     <w:r>
       <w:tab/>
       <w:tab/>
-      <w:t>2026-07-18</w:t>
+      <w:t>2026-07-19</w:t>
       <w:br/>
       <w:br/>
     </w:r>

--- a/klagomål/A 14234-2024 FSC-klagomål.docx
+++ b/klagomål/A 14234-2024 FSC-klagomål.docx
@@ -652,7 +652,7 @@
     <w:r>
       <w:tab/>
       <w:tab/>
-      <w:t>2026-07-19</w:t>
+      <w:t>2026-07-20</w:t>
       <w:br/>
       <w:br/>
     </w:r>

--- a/klagomål/A 14234-2024 FSC-klagomål.docx
+++ b/klagomål/A 14234-2024 FSC-klagomål.docx
@@ -652,7 +652,7 @@
     <w:r>
       <w:tab/>
       <w:tab/>
-      <w:t>2026-07-20</w:t>
+      <w:t>2026-07-21</w:t>
       <w:br/>
       <w:br/>
     </w:r>

--- a/klagomål/A 14234-2024 FSC-klagomål.docx
+++ b/klagomål/A 14234-2024 FSC-klagomål.docx
@@ -652,7 +652,7 @@
     <w:r>
       <w:tab/>
       <w:tab/>
-      <w:t>2026-07-21</w:t>
+      <w:t>2026-07-22</w:t>
       <w:br/>
       <w:br/>
     </w:r>

--- a/klagomål/A 14234-2024 FSC-klagomål.docx
+++ b/klagomål/A 14234-2024 FSC-klagomål.docx
@@ -652,7 +652,7 @@
     <w:r>
       <w:tab/>
       <w:tab/>
-      <w:t>2026-07-22</w:t>
+      <w:t>2026-07-23</w:t>
       <w:br/>
       <w:br/>
     </w:r>

--- a/klagomål/A 14234-2024 FSC-klagomål.docx
+++ b/klagomål/A 14234-2024 FSC-klagomål.docx
@@ -652,7 +652,7 @@
     <w:r>
       <w:tab/>
       <w:tab/>
-      <w:t>2026-07-23</w:t>
+      <w:t>2026-07-24</w:t>
       <w:br/>
       <w:br/>
     </w:r>

--- a/klagomål/A 14234-2024 FSC-klagomål.docx
+++ b/klagomål/A 14234-2024 FSC-klagomål.docx
@@ -652,7 +652,7 @@
     <w:r>
       <w:tab/>
       <w:tab/>
-      <w:t>2026-07-24</w:t>
+      <w:t>2026-07-25</w:t>
       <w:br/>
       <w:br/>
     </w:r>

--- a/klagomål/A 14234-2024 FSC-klagomål.docx
+++ b/klagomål/A 14234-2024 FSC-klagomål.docx
@@ -652,7 +652,7 @@
     <w:r>
       <w:tab/>
       <w:tab/>
-      <w:t>2026-07-25</w:t>
+      <w:t>2026-07-26</w:t>
       <w:br/>
       <w:br/>
     </w:r>

--- a/klagomål/A 14234-2024 FSC-klagomål.docx
+++ b/klagomål/A 14234-2024 FSC-klagomål.docx
@@ -652,7 +652,7 @@
     <w:r>
       <w:tab/>
       <w:tab/>
-      <w:t>2026-07-26</w:t>
+      <w:t>2026-07-27</w:t>
       <w:br/>
       <w:br/>
     </w:r>

--- a/klagomål/A 14234-2024 FSC-klagomål.docx
+++ b/klagomål/A 14234-2024 FSC-klagomål.docx
@@ -652,7 +652,7 @@
     <w:r>
       <w:tab/>
       <w:tab/>
-      <w:t>2026-07-27</w:t>
+      <w:t>2026-07-28</w:t>
       <w:br/>
       <w:br/>
     </w:r>

--- a/klagomål/A 14234-2024 FSC-klagomål.docx
+++ b/klagomål/A 14234-2024 FSC-klagomål.docx
@@ -652,7 +652,7 @@
     <w:r>
       <w:tab/>
       <w:tab/>
-      <w:t>2026-07-28</w:t>
+      <w:t>2026-07-29</w:t>
       <w:br/>
       <w:br/>
     </w:r>

--- a/klagomål/A 14234-2024 FSC-klagomål.docx
+++ b/klagomål/A 14234-2024 FSC-klagomål.docx
@@ -652,7 +652,7 @@
     <w:r>
       <w:tab/>
       <w:tab/>
-      <w:t>2026-07-29</w:t>
+      <w:t>2026-07-30</w:t>
       <w:br/>
       <w:br/>
     </w:r>

--- a/klagomål/A 14234-2024 FSC-klagomål.docx
+++ b/klagomål/A 14234-2024 FSC-klagomål.docx
@@ -163,7 +163,7 @@
         <w:pStyle w:val="Title"/>
       </w:pPr>
       <w:r>
-        <w:t>Inledande FSC- /PEFC-klagomål – information om höga naturvärden i avverkningsanmälan A 14234-2024 i Örebro kommun</w:t>
+        <w:t>Inledande FSC- /PEFC-klagomål – information om höga naturvärden och fridlysta arter i avverkningsanmälan A 14234-2024 i Örebro kommun</w:t>
       </w:r>
     </w:p>
     <w:p>
@@ -178,7 +178,7 @@
       <w:r>
         <w:drawing>
           <wp:inline xmlns:a="http://schemas.openxmlformats.org/drawingml/2006/main" xmlns:pic="http://schemas.openxmlformats.org/drawingml/2006/picture">
-            <wp:extent cx="5486400" cy="4875542"/>
+            <wp:extent cx="5486400" cy="5122525"/>
             <wp:docPr id="1" name="Picture 1"/>
             <wp:cNvGraphicFramePr>
               <a:graphicFrameLocks noChangeAspect="1"/>
@@ -199,7 +199,7 @@
                   <pic:spPr>
                     <a:xfrm>
                       <a:off x="0" y="0"/>
-                      <a:ext cx="5486400" cy="4875542"/>
+                      <a:ext cx="5486400" cy="5122525"/>
                     </a:xfrm>
                     <a:prstGeom prst="rect"/>
                   </pic:spPr>
@@ -221,7 +221,7 @@
     </w:p>
     <w:p>
       <w:r>
-        <w:t>Inom 11 meter från avverkningsanmälan finns fynd av 2 naturvårdsarter, varav 2 är rödlistade: sommarfibbla (NT) och svinrot (NT). Se Figur 1.</w:t>
+        <w:t>Inom 11 meter från avverkningsanmälan finns fynd av 4 naturvårdsarter, varav 3 är rödlistade och 1 är fridlyst: mindre tåtelsmygare (NT), sommarfibbla (NT), svinrot (NT) och törnskata (§4). Se Figur 1.</w:t>
       </w:r>
     </w:p>
     <w:p>
@@ -299,6 +299,22 @@
       <w:r>
         <w:t>I den avverkningsanmälda skogen har fridlysta arter sina livsmiljöer och växtplatser. Att skada de fridlysta arternas livsmiljöer, växtplatser eller ekologiska funktion är inte tillåtet enligt artskyddsförordningen.</w:t>
       </w:r>
+      <w:r>
+        <w:rPr>
+          <w:i/>
+        </w:rPr>
+        <w:t xml:space="preserve"> EU:s medlemsländer och skogsbolag är skyldiga att agera i enlighet med EU:s fågeldirektiv där det uttryckligen står att direktivet gäller för fåglar samt för deras ägg, bon och </w:t>
+      </w:r>
+      <w:r>
+        <w:rPr>
+          <w:b/>
+          <w:i/>
+        </w:rPr>
+        <w:t xml:space="preserve">livsmiljöer </w:t>
+      </w:r>
+      <w:r>
+        <w:t>(artikel 1). Vidare att de åtgärder som vidtas inte får leda till en försämring av den nuvarande situationen beträffande bevarandet av de fågelarter som avses i artikel 1 (artikel 13).</w:t>
+      </w:r>
     </w:p>
     <w:p>
       <w:r>
@@ -337,7 +353,7 @@
         <w:rPr>
           <w:i/>
         </w:rPr>
-        <w:t>I det avverkningsanmälda skogsområdet har 2 naturvårdsarter varav 2 rödlistade arter sina livsmiljöer och växtplatser.</w:t>
+        <w:t>I det avverkningsanmälda skogsområdet har 4 naturvårdsarter varav 3 rödlistade arter sina livsmiljöer och växtplatser.</w:t>
       </w:r>
     </w:p>
     <w:p>
@@ -652,7 +668,7 @@
     <w:r>
       <w:tab/>
       <w:tab/>
-      <w:t>2026-07-30</w:t>
+      <w:t>2026-07-31</w:t>
       <w:br/>
       <w:br/>
     </w:r>

--- a/klagomål/A 14234-2024 FSC-klagomål.docx
+++ b/klagomål/A 14234-2024 FSC-klagomål.docx
@@ -668,7 +668,7 @@
     <w:r>
       <w:tab/>
       <w:tab/>
-      <w:t>2026-07-31</w:t>
+      <w:t>2026-08-01</w:t>
       <w:br/>
       <w:br/>
     </w:r>

--- a/klagomål/A 14234-2024 FSC-klagomål.docx
+++ b/klagomål/A 14234-2024 FSC-klagomål.docx
@@ -668,7 +668,7 @@
     <w:r>
       <w:tab/>
       <w:tab/>
-      <w:t>2026-08-01</w:t>
+      <w:t>2026-08-02</w:t>
       <w:br/>
       <w:br/>
     </w:r>

--- a/klagomål/A 14234-2024 FSC-klagomål.docx
+++ b/klagomål/A 14234-2024 FSC-klagomål.docx
@@ -668,7 +668,7 @@
     <w:r>
       <w:tab/>
       <w:tab/>
-      <w:t>2026-08-02</w:t>
+      <w:t>2026-08-03</w:t>
       <w:br/>
       <w:br/>
     </w:r>

--- a/klagomål/A 14234-2024 FSC-klagomål.docx
+++ b/klagomål/A 14234-2024 FSC-klagomål.docx
@@ -668,7 +668,7 @@
     <w:r>
       <w:tab/>
       <w:tab/>
-      <w:t>2026-08-03</w:t>
+      <w:t>2026-08-05</w:t>
       <w:br/>
       <w:br/>
     </w:r>

--- a/klagomål/A 14234-2024 FSC-klagomål.docx
+++ b/klagomål/A 14234-2024 FSC-klagomål.docx
@@ -668,7 +668,7 @@
     <w:r>
       <w:tab/>
       <w:tab/>
-      <w:t>2026-08-05</w:t>
+      <w:t>2026-08-07</w:t>
       <w:br/>
       <w:br/>
     </w:r>

--- a/klagomål/A 14234-2024 FSC-klagomål.docx
+++ b/klagomål/A 14234-2024 FSC-klagomål.docx
@@ -668,7 +668,7 @@
     <w:r>
       <w:tab/>
       <w:tab/>
-      <w:t>2026-08-07</w:t>
+      <w:t>2026-08-08</w:t>
       <w:br/>
       <w:br/>
     </w:r>

--- a/klagomål/A 14234-2024 FSC-klagomål.docx
+++ b/klagomål/A 14234-2024 FSC-klagomål.docx
@@ -163,7 +163,7 @@
         <w:pStyle w:val="Title"/>
       </w:pPr>
       <w:r>
-        <w:t>Inledande FSC- /PEFC-klagomål – information om höga naturvärden i avverkningsanmälan A 14234-2024 i Örebro kommun</w:t>
+        <w:t>Inledande FSC- /PEFC-klagomål – information om höga naturvärden och fridlysta arter i avverkningsanmälan A 14234-2024 i Örebro kommun</w:t>
       </w:r>
     </w:p>
     <w:p>
@@ -178,7 +178,7 @@
       <w:r>
         <w:drawing>
           <wp:inline xmlns:a="http://schemas.openxmlformats.org/drawingml/2006/main" xmlns:pic="http://schemas.openxmlformats.org/drawingml/2006/picture">
-            <wp:extent cx="5486400" cy="4875542"/>
+            <wp:extent cx="5486400" cy="5122525"/>
             <wp:docPr id="1" name="Picture 1"/>
             <wp:cNvGraphicFramePr>
               <a:graphicFrameLocks noChangeAspect="1"/>
@@ -199,7 +199,7 @@
                   <pic:spPr>
                     <a:xfrm>
                       <a:off x="0" y="0"/>
-                      <a:ext cx="5486400" cy="4875542"/>
+                      <a:ext cx="5486400" cy="5122525"/>
                     </a:xfrm>
                     <a:prstGeom prst="rect"/>
                   </pic:spPr>
@@ -216,12 +216,12 @@
         <w:spacing w:after="240"/>
       </w:pPr>
       <w:r>
-        <w:t>Figur 1. Fyndplatser för naturvårdsarter inom 11 meter från avverkningsanmälan. Markörer utan svart kant är placerade på fyndplatsen. Markörer med svart kant är placerade vid sidan av fyndplatsen har ett svart streck som visar fyndplatsens exakta position. Kartans mittpunktskoordinat är N 6575760, E 499122 i SWEREF 99 TM.</w:t>
+        <w:t>Figur 1. Fyndplatser för naturvårdsarter inom 11 meter från avverkningsanmälan. Markörer utan svart kant är placerade på fyndplatsen. Markörer med svart kant är placerade vid sidan av fyndplatsen och har ett svart streck som visar fyndplatsens exakta position. Kartans mittpunktskoordinat är N 6575760, E 499122 i SWEREF 99 TM.</w:t>
       </w:r>
     </w:p>
     <w:p>
       <w:r>
-        <w:t>Inom 11 meter från avverkningsanmälan finns fynd av 2 naturvårdsarter, varav 2 är rödlistade: sommarfibbla (NT) och svinrot (NT). Se Figur 1.</w:t>
+        <w:t>Inom 11 meter från avverkningsanmälan finns fynd av 4 naturvårdsarter, varav 3 är rödlistade och 1 är fridlyst: mindre tåtelsmygare (NT), sommarfibbla (NT), svinrot (NT) och törnskata (§4). Se Figur 1.</w:t>
       </w:r>
     </w:p>
     <w:p>
@@ -299,6 +299,22 @@
       <w:r>
         <w:t>I den avverkningsanmälda skogen har fridlysta arter sina livsmiljöer och växtplatser. Att skada de fridlysta arternas livsmiljöer, växtplatser eller ekologiska funktion är inte tillåtet enligt artskyddsförordningen.</w:t>
       </w:r>
+      <w:r>
+        <w:rPr>
+          <w:i/>
+        </w:rPr>
+        <w:t xml:space="preserve"> EU:s medlemsländer och skogsbolag är skyldiga att agera i enlighet med EU:s fågeldirektiv där det uttryckligen står att direktivet gäller för fåglar samt för deras ägg, bon och </w:t>
+      </w:r>
+      <w:r>
+        <w:rPr>
+          <w:b/>
+          <w:i/>
+        </w:rPr>
+        <w:t xml:space="preserve">livsmiljöer </w:t>
+      </w:r>
+      <w:r>
+        <w:t>(artikel 1). Vidare att de åtgärder som vidtas inte får leda till en försämring av den nuvarande situationen beträffande bevarandet av de fågelarter som avses i artikel 1 (artikel 13).</w:t>
+      </w:r>
     </w:p>
     <w:p>
       <w:r>
@@ -337,7 +353,7 @@
         <w:rPr>
           <w:i/>
         </w:rPr>
-        <w:t>I det avverkningsanmälda skogsområdet har 2 naturvårdsarter varav 2 rödlistade arter sina livsmiljöer och växtplatser.</w:t>
+        <w:t>I det avverkningsanmälda skogsområdet har 4 naturvårdsarter varav 3 rödlistade arter sina livsmiljöer och växtplatser.</w:t>
       </w:r>
     </w:p>
     <w:p>
@@ -652,7 +668,7 @@
     <w:r>
       <w:tab/>
       <w:tab/>
-      <w:t>2026-08-14</w:t>
+      <w:t>2026-08-15</w:t>
       <w:br/>
       <w:br/>
     </w:r>

--- a/klagomål/A 14234-2024 FSC-klagomål.docx
+++ b/klagomål/A 14234-2024 FSC-klagomål.docx
@@ -668,7 +668,7 @@
     <w:r>
       <w:tab/>
       <w:tab/>
-      <w:t>2026-08-15</w:t>
+      <w:t>2026-08-16</w:t>
       <w:br/>
       <w:br/>
     </w:r>

--- a/klagomål/A 14234-2024 FSC-klagomål.docx
+++ b/klagomål/A 14234-2024 FSC-klagomål.docx
@@ -668,7 +668,7 @@
     <w:r>
       <w:tab/>
       <w:tab/>
-      <w:t>2026-08-16</w:t>
+      <w:t>2026-08-17</w:t>
       <w:br/>
       <w:br/>
     </w:r>

--- a/klagomål/A 14234-2024 FSC-klagomål.docx
+++ b/klagomål/A 14234-2024 FSC-klagomål.docx
@@ -668,7 +668,7 @@
     <w:r>
       <w:tab/>
       <w:tab/>
-      <w:t>2026-08-17</w:t>
+      <w:t>2026-08-18</w:t>
       <w:br/>
       <w:br/>
     </w:r>

--- a/klagomål/A 14234-2024 FSC-klagomål.docx
+++ b/klagomål/A 14234-2024 FSC-klagomål.docx
@@ -668,7 +668,7 @@
     <w:r>
       <w:tab/>
       <w:tab/>
-      <w:t>2026-08-18</w:t>
+      <w:t>2026-08-19</w:t>
       <w:br/>
       <w:br/>
     </w:r>

--- a/klagomål/A 14234-2024 FSC-klagomål.docx
+++ b/klagomål/A 14234-2024 FSC-klagomål.docx
@@ -668,7 +668,7 @@
     <w:r>
       <w:tab/>
       <w:tab/>
-      <w:t>2026-08-19</w:t>
+      <w:t>2026-08-20</w:t>
       <w:br/>
       <w:br/>
     </w:r>

--- a/klagomål/A 14234-2024 FSC-klagomål.docx
+++ b/klagomål/A 14234-2024 FSC-klagomål.docx
@@ -668,7 +668,7 @@
     <w:r>
       <w:tab/>
       <w:tab/>
-      <w:t>2026-08-20</w:t>
+      <w:t>2026-08-21</w:t>
       <w:br/>
       <w:br/>
     </w:r>

--- a/klagomål/A 14234-2024 FSC-klagomål.docx
+++ b/klagomål/A 14234-2024 FSC-klagomål.docx
@@ -668,7 +668,7 @@
     <w:r>
       <w:tab/>
       <w:tab/>
-      <w:t>2026-08-21</w:t>
+      <w:t>2026-08-22</w:t>
       <w:br/>
       <w:br/>
     </w:r>

--- a/klagomål/A 14234-2024 FSC-klagomål.docx
+++ b/klagomål/A 14234-2024 FSC-klagomål.docx
@@ -668,7 +668,7 @@
     <w:r>
       <w:tab/>
       <w:tab/>
-      <w:t>2026-08-22</w:t>
+      <w:t>2026-08-23</w:t>
       <w:br/>
       <w:br/>
     </w:r>

--- a/klagomål/A 14234-2024 FSC-klagomål.docx
+++ b/klagomål/A 14234-2024 FSC-klagomål.docx
@@ -668,7 +668,7 @@
     <w:r>
       <w:tab/>
       <w:tab/>
-      <w:t>2026-08-23</w:t>
+      <w:t>2026-08-24</w:t>
       <w:br/>
       <w:br/>
     </w:r>

--- a/klagomål/A 14234-2024 FSC-klagomål.docx
+++ b/klagomål/A 14234-2024 FSC-klagomål.docx
@@ -668,7 +668,7 @@
     <w:r>
       <w:tab/>
       <w:tab/>
-      <w:t>2026-08-24</w:t>
+      <w:t>2026-08-25</w:t>
       <w:br/>
       <w:br/>
     </w:r>

--- a/klagomål/A 14234-2024 FSC-klagomål.docx
+++ b/klagomål/A 14234-2024 FSC-klagomål.docx
@@ -668,7 +668,7 @@
     <w:r>
       <w:tab/>
       <w:tab/>
-      <w:t>2026-08-25</w:t>
+      <w:t>2026-08-26</w:t>
       <w:br/>
       <w:br/>
     </w:r>

--- a/klagomål/A 14234-2024 FSC-klagomål.docx
+++ b/klagomål/A 14234-2024 FSC-klagomål.docx
@@ -668,7 +668,7 @@
     <w:r>
       <w:tab/>
       <w:tab/>
-      <w:t>2026-08-26</w:t>
+      <w:t>2026-08-27</w:t>
       <w:br/>
       <w:br/>
     </w:r>

--- a/klagomål/A 14234-2024 FSC-klagomål.docx
+++ b/klagomål/A 14234-2024 FSC-klagomål.docx
@@ -668,7 +668,7 @@
     <w:r>
       <w:tab/>
       <w:tab/>
-      <w:t>2026-08-27</w:t>
+      <w:t>2026-08-28</w:t>
       <w:br/>
       <w:br/>
     </w:r>

--- a/klagomål/A 14234-2024 FSC-klagomål.docx
+++ b/klagomål/A 14234-2024 FSC-klagomål.docx
@@ -668,7 +668,7 @@
     <w:r>
       <w:tab/>
       <w:tab/>
-      <w:t>2026-08-28</w:t>
+      <w:t>2026-08-29</w:t>
       <w:br/>
       <w:br/>
     </w:r>

--- a/klagomål/A 14234-2024 FSC-klagomål.docx
+++ b/klagomål/A 14234-2024 FSC-klagomål.docx
@@ -668,7 +668,7 @@
     <w:r>
       <w:tab/>
       <w:tab/>
-      <w:t>2026-08-29</w:t>
+      <w:t>2026-08-31</w:t>
       <w:br/>
       <w:br/>
     </w:r>

--- a/klagomål/A 14234-2024 FSC-klagomål.docx
+++ b/klagomål/A 14234-2024 FSC-klagomål.docx
@@ -668,7 +668,7 @@
     <w:r>
       <w:tab/>
       <w:tab/>
-      <w:t>2026-08-31</w:t>
+      <w:t>2026-09-01</w:t>
       <w:br/>
       <w:br/>
     </w:r>

--- a/klagomål/A 14234-2024 FSC-klagomål.docx
+++ b/klagomål/A 14234-2024 FSC-klagomål.docx
@@ -668,7 +668,7 @@
     <w:r>
       <w:tab/>
       <w:tab/>
-      <w:t>2026-09-01</w:t>
+      <w:t>2026-09-02</w:t>
       <w:br/>
       <w:br/>
     </w:r>

--- a/klagomål/A 14234-2024 FSC-klagomål.docx
+++ b/klagomål/A 14234-2024 FSC-klagomål.docx
@@ -668,7 +668,7 @@
     <w:r>
       <w:tab/>
       <w:tab/>
-      <w:t>2026-09-02</w:t>
+      <w:t>2026-09-03</w:t>
       <w:br/>
       <w:br/>
     </w:r>

--- a/klagomål/A 14234-2024 FSC-klagomål.docx
+++ b/klagomål/A 14234-2024 FSC-klagomål.docx
@@ -668,7 +668,7 @@
     <w:r>
       <w:tab/>
       <w:tab/>
-      <w:t>2026-09-03</w:t>
+      <w:t>2026-09-04</w:t>
       <w:br/>
       <w:br/>
     </w:r>

--- a/klagomål/A 14234-2024 FSC-klagomål.docx
+++ b/klagomål/A 14234-2024 FSC-klagomål.docx
@@ -668,7 +668,7 @@
     <w:r>
       <w:tab/>
       <w:tab/>
-      <w:t>2026-09-04</w:t>
+      <w:t>2026-09-05</w:t>
       <w:br/>
       <w:br/>
     </w:r>
